--- a/All_Books/10_UNIVERSE_BEYOND_BIG_BANG/UNIVERSE_BEYOND_BIG_BANG_pt.docx
+++ b/All_Books/10_UNIVERSE_BEYOND_BIG_BANG/UNIVERSE_BEYOND_BIG_BANG_pt.docx
@@ -75,20 +75,23 @@
     </w:p>
     <w:p>
       <w:pPr>
+        <w:pStyle w:val="2"/>
+        <w:bidi w:val="0"/>
+        <w:spacing w:line="240" w:lineRule="auto"/>
         <w:jc w:val="center"/>
         <w:rPr>
-          <w:rFonts w:hint="default" w:ascii="Palatino Linotype" w:hAnsi="Palatino Linotype"/>
-          <w:i w:val="0"/>
-          <w:iCs w:val="0"/>
-          <w:sz w:val="28"/>
-          <w:szCs w:val="28"/>
-        </w:rPr>
-      </w:pPr>
-      <w:r>
-        <w:rPr>
-          <w:rFonts w:hint="default" w:ascii="Palatino Linotype" w:hAnsi="Palatino Linotype"/>
-          <w:i w:val="0"/>
-          <w:iCs w:val="0"/>
+          <w:rFonts w:hint="default" w:ascii="Palatino Linotype" w:hAnsi="Palatino Linotype" w:cs="Palatino Linotype"/>
+          <w:b w:val="0"/>
+          <w:bCs w:val="0"/>
+          <w:sz w:val="28"/>
+          <w:szCs w:val="28"/>
+        </w:rPr>
+      </w:pPr>
+      <w:r>
+        <w:rPr>
+          <w:rFonts w:hint="default" w:ascii="Palatino Linotype" w:hAnsi="Palatino Linotype" w:cs="Palatino Linotype"/>
+          <w:b w:val="0"/>
+          <w:bCs w:val="0"/>
           <w:sz w:val="28"/>
           <w:szCs w:val="28"/>
         </w:rPr>
@@ -656,6 +659,8 @@
         <w:t>SUMÁRIO</w:t>
       </w:r>
       <w:bookmarkEnd w:id="0"/>
+      <w:bookmarkStart w:id="30" w:name="_GoBack"/>
+      <w:bookmarkEnd w:id="30"/>
     </w:p>
     <w:p>
       <w:pPr>
@@ -791,7 +796,7 @@
             <w:fldChar w:fldCharType="separate"/>
           </w:r>
           <w:r>
-            <w:t>3</w:t>
+            <w:t>4</w:t>
           </w:r>
           <w:r>
             <w:fldChar w:fldCharType="end"/>
@@ -871,7 +876,7 @@
             <w:fldChar w:fldCharType="separate"/>
           </w:r>
           <w:r>
-            <w:t>5</w:t>
+            <w:t>6</w:t>
           </w:r>
           <w:r>
             <w:fldChar w:fldCharType="end"/>
@@ -960,7 +965,7 @@
             <w:fldChar w:fldCharType="separate"/>
           </w:r>
           <w:r>
-            <w:t>8</w:t>
+            <w:t>9</w:t>
           </w:r>
           <w:r>
             <w:fldChar w:fldCharType="end"/>
@@ -1040,7 +1045,7 @@
             <w:fldChar w:fldCharType="separate"/>
           </w:r>
           <w:r>
-            <w:t>9</w:t>
+            <w:t>10</w:t>
           </w:r>
           <w:r>
             <w:fldChar w:fldCharType="end"/>
@@ -1121,7 +1126,7 @@
             <w:fldChar w:fldCharType="separate"/>
           </w:r>
           <w:r>
-            <w:t>27</w:t>
+            <w:t>28</w:t>
           </w:r>
           <w:r>
             <w:fldChar w:fldCharType="end"/>
@@ -1202,7 +1207,7 @@
             <w:fldChar w:fldCharType="separate"/>
           </w:r>
           <w:r>
-            <w:t>44</w:t>
+            <w:t>45</w:t>
           </w:r>
           <w:r>
             <w:fldChar w:fldCharType="end"/>
@@ -1291,7 +1296,7 @@
             <w:fldChar w:fldCharType="separate"/>
           </w:r>
           <w:r>
-            <w:t>64</w:t>
+            <w:t>65</w:t>
           </w:r>
           <w:r>
             <w:fldChar w:fldCharType="end"/>
@@ -1372,7 +1377,7 @@
             <w:fldChar w:fldCharType="separate"/>
           </w:r>
           <w:r>
-            <w:t>65</w:t>
+            <w:t>66</w:t>
           </w:r>
           <w:r>
             <w:fldChar w:fldCharType="end"/>
@@ -1453,7 +1458,7 @@
             <w:fldChar w:fldCharType="separate"/>
           </w:r>
           <w:r>
-            <w:t>73</w:t>
+            <w:t>74</w:t>
           </w:r>
           <w:r>
             <w:fldChar w:fldCharType="end"/>
@@ -1534,7 +1539,7 @@
             <w:fldChar w:fldCharType="separate"/>
           </w:r>
           <w:r>
-            <w:t>84</w:t>
+            <w:t>85</w:t>
           </w:r>
           <w:r>
             <w:fldChar w:fldCharType="end"/>
@@ -1615,7 +1620,7 @@
             <w:fldChar w:fldCharType="separate"/>
           </w:r>
           <w:r>
-            <w:t>97</w:t>
+            <w:t>98</w:t>
           </w:r>
           <w:r>
             <w:fldChar w:fldCharType="end"/>
@@ -1696,7 +1701,7 @@
             <w:fldChar w:fldCharType="separate"/>
           </w:r>
           <w:r>
-            <w:t>107</w:t>
+            <w:t>108</w:t>
           </w:r>
           <w:r>
             <w:fldChar w:fldCharType="end"/>
@@ -1785,7 +1790,7 @@
             <w:fldChar w:fldCharType="separate"/>
           </w:r>
           <w:r>
-            <w:t>118</w:t>
+            <w:t>119</w:t>
           </w:r>
           <w:r>
             <w:fldChar w:fldCharType="end"/>
@@ -1866,7 +1871,7 @@
             <w:fldChar w:fldCharType="separate"/>
           </w:r>
           <w:r>
-            <w:t>120</w:t>
+            <w:t>121</w:t>
           </w:r>
           <w:r>
             <w:fldChar w:fldCharType="end"/>
@@ -1947,7 +1952,7 @@
             <w:fldChar w:fldCharType="separate"/>
           </w:r>
           <w:r>
-            <w:t>130</w:t>
+            <w:t>131</w:t>
           </w:r>
           <w:r>
             <w:fldChar w:fldCharType="end"/>
@@ -2028,7 +2033,7 @@
             <w:fldChar w:fldCharType="separate"/>
           </w:r>
           <w:r>
-            <w:t>142</w:t>
+            <w:t>143</w:t>
           </w:r>
           <w:r>
             <w:fldChar w:fldCharType="end"/>
@@ -2109,7 +2114,7 @@
             <w:fldChar w:fldCharType="separate"/>
           </w:r>
           <w:r>
-            <w:t>154</w:t>
+            <w:t>155</w:t>
           </w:r>
           <w:r>
             <w:fldChar w:fldCharType="end"/>
@@ -2198,7 +2203,7 @@
             <w:fldChar w:fldCharType="separate"/>
           </w:r>
           <w:r>
-            <w:t>166</w:t>
+            <w:t>167</w:t>
           </w:r>
           <w:r>
             <w:fldChar w:fldCharType="end"/>
@@ -2279,7 +2284,7 @@
             <w:fldChar w:fldCharType="separate"/>
           </w:r>
           <w:r>
-            <w:t>167</w:t>
+            <w:t>168</w:t>
           </w:r>
           <w:r>
             <w:fldChar w:fldCharType="end"/>
@@ -2360,7 +2365,7 @@
             <w:fldChar w:fldCharType="separate"/>
           </w:r>
           <w:r>
-            <w:t>179</w:t>
+            <w:t>180</w:t>
           </w:r>
           <w:r>
             <w:fldChar w:fldCharType="end"/>
@@ -2441,7 +2446,7 @@
             <w:fldChar w:fldCharType="separate"/>
           </w:r>
           <w:r>
-            <w:t>192</w:t>
+            <w:t>193</w:t>
           </w:r>
           <w:r>
             <w:fldChar w:fldCharType="end"/>
@@ -2522,7 +2527,7 @@
             <w:fldChar w:fldCharType="separate"/>
           </w:r>
           <w:r>
-            <w:t>203</w:t>
+            <w:t>204</w:t>
           </w:r>
           <w:r>
             <w:fldChar w:fldCharType="end"/>
@@ -2611,7 +2616,7 @@
             <w:fldChar w:fldCharType="separate"/>
           </w:r>
           <w:r>
-            <w:t>213</w:t>
+            <w:t>214</w:t>
           </w:r>
           <w:r>
             <w:fldChar w:fldCharType="end"/>
@@ -2692,7 +2697,7 @@
             <w:fldChar w:fldCharType="separate"/>
           </w:r>
           <w:r>
-            <w:t>214</w:t>
+            <w:t>215</w:t>
           </w:r>
           <w:r>
             <w:fldChar w:fldCharType="end"/>
@@ -2773,7 +2778,7 @@
             <w:fldChar w:fldCharType="separate"/>
           </w:r>
           <w:r>
-            <w:t>225</w:t>
+            <w:t>226</w:t>
           </w:r>
           <w:r>
             <w:fldChar w:fldCharType="end"/>
@@ -2854,7 +2859,7 @@
             <w:fldChar w:fldCharType="separate"/>
           </w:r>
           <w:r>
-            <w:t>235</w:t>
+            <w:t>236</w:t>
           </w:r>
           <w:r>
             <w:fldChar w:fldCharType="end"/>
@@ -2935,7 +2940,7 @@
             <w:fldChar w:fldCharType="separate"/>
           </w:r>
           <w:r>
-            <w:t>244</w:t>
+            <w:t>245</w:t>
           </w:r>
           <w:r>
             <w:fldChar w:fldCharType="end"/>
@@ -3016,7 +3021,7 @@
             <w:fldChar w:fldCharType="separate"/>
           </w:r>
           <w:r>
-            <w:t>247</w:t>
+            <w:t>249</w:t>
           </w:r>
           <w:r>
             <w:fldChar w:fldCharType="end"/>
@@ -3097,7 +3102,7 @@
             <w:fldChar w:fldCharType="separate"/>
           </w:r>
           <w:r>
-            <w:t>252</w:t>
+            <w:t>254</w:t>
           </w:r>
           <w:r>
             <w:fldChar w:fldCharType="end"/>
@@ -3143,8 +3148,6 @@
             </w:rPr>
             <w:fldChar w:fldCharType="end"/>
           </w:r>
-          <w:bookmarkStart w:id="30" w:name="_GoBack"/>
-          <w:bookmarkEnd w:id="30"/>
         </w:p>
       </w:sdtContent>
     </w:sdt>
@@ -13897,21 +13900,7 @@
           <w:szCs w:val="28"/>
           <w:shd w:val="clear" w:fill="FFFFFF"/>
         </w:rPr>
-        <w:t xml:space="preserve">Carma (Ye) é descrito como um tipo de matéria preta </w:t>
-      </w:r>
-      <w:r>
-        <w:rPr>
-          <w:rFonts w:hint="default" w:ascii="Palatino Linotype" w:hAnsi="Palatino Linotype" w:eastAsia="sans-serif" w:cs="Palatino Linotype"/>
-          <w:i w:val="0"/>
-          <w:iCs w:val="0"/>
-          <w:caps w:val="0"/>
-          <w:color w:val="1A1C1E"/>
-          <w:spacing w:val="0"/>
-          <w:sz w:val="28"/>
-          <w:szCs w:val="28"/>
-          <w:shd w:val="clear" w:fill="FFFFFF"/>
-        </w:rPr>
-        <w:t>e pesada. É gerado quando uma pessoa faz o mal, prejudica os outros, ou nutre inveja e ressentimento.</w:t>
+        <w:t>Carma (Ye) é descrito como um tipo de matéria preta e pesada. É gerado quando uma pessoa faz o mal, prejudica os outros, ou nutre inveja e ressentimento.</w:t>
       </w:r>
     </w:p>
     <w:p>
@@ -14392,21 +14381,7 @@
           <w:szCs w:val="28"/>
           <w:shd w:val="clear" w:fill="FFFFFF"/>
         </w:rPr>
-        <w:t xml:space="preserve">: Após a cremação, os restos mortais de muitos monges e lamas de alto escalão deixam para trás esferas duras como joias, com cores vibrantes e uma dureza extraordinária, que às vezes podem até crescer ou se multiplicar. A ciência moderna ainda não consegue explicar satisfatoriamente sua formação, pois a </w:t>
-      </w:r>
-      <w:r>
-        <w:rPr>
-          <w:rFonts w:hint="default" w:ascii="Palatino Linotype" w:hAnsi="Palatino Linotype" w:eastAsia="sans-serif" w:cs="Palatino Linotype"/>
-          <w:i w:val="0"/>
-          <w:iCs w:val="0"/>
-          <w:caps w:val="0"/>
-          <w:color w:val="1A1C1E"/>
-          <w:spacing w:val="0"/>
-          <w:sz w:val="28"/>
-          <w:szCs w:val="28"/>
-          <w:shd w:val="clear" w:fill="FFFFFF"/>
-        </w:rPr>
-        <w:t>temperatura do crematório é suficiente para destruir qualquer estrutura biológica normal. Na lente do cultivo, as Sarira são vistas como o traço material do processo de transformação — são aglomerados de matéria de alta energia refinada a partir da Virtude, algo que não é destruído pelo fogo mundano.</w:t>
+        <w:t>: Após a cremação, os restos mortais de muitos monges e lamas de alto escalão deixam para trás esferas duras como joias, com cores vibrantes e uma dureza extraordinária, que às vezes podem até crescer ou se multiplicar. A ciência moderna ainda não consegue explicar satisfatoriamente sua formação, pois a temperatura do crematório é suficiente para destruir qualquer estrutura biológica normal. Na lente do cultivo, as Sarira são vistas como o traço material do processo de transformação — são aglomerados de matéria de alta energia refinada a partir da Virtude, algo que não é destruído pelo fogo mundano.</w:t>
       </w:r>
     </w:p>
     <w:p>
@@ -14467,21 +14442,7 @@
           <w:szCs w:val="28"/>
           <w:shd w:val="clear" w:fill="FFFFFF"/>
         </w:rPr>
-        <w:t xml:space="preserve">: O fenômeno em que os corpos de alguns </w:t>
-      </w:r>
-      <w:r>
-        <w:rPr>
-          <w:rFonts w:hint="default" w:ascii="Palatino Linotype" w:hAnsi="Palatino Linotype" w:eastAsia="sans-serif" w:cs="Palatino Linotype"/>
-          <w:i w:val="0"/>
-          <w:iCs w:val="0"/>
-          <w:caps w:val="0"/>
-          <w:color w:val="1A1C1E"/>
-          <w:spacing w:val="0"/>
-          <w:sz w:val="28"/>
-          <w:szCs w:val="28"/>
-          <w:shd w:val="clear" w:fill="FFFFFF"/>
-        </w:rPr>
-        <w:t>praticantes de alto nível não se decompõem naturalmente após a morte, mas permanecem flexíveis, com cabelos e unhas que continuam a crescer. Isso é visto como evidência de que seus corpos físicos foram em grande parte substituídos por um tipo de matéria sutil que não segue mais as leis normais da decomposição biológica.</w:t>
+        <w:t>: O fenômeno em que os corpos de alguns praticantes de alto nível não se decompõem naturalmente após a morte, mas permanecem flexíveis, com cabelos e unhas que continuam a crescer. Isso é visto como evidência de que seus corpos físicos foram em grande parte substituídos por um tipo de matéria sutil que não segue mais as leis normais da decomposição biológica.</w:t>
       </w:r>
     </w:p>
     <w:p>
@@ -15716,21 +15677,7 @@
           <w:szCs w:val="28"/>
           <w:shd w:val="clear" w:fill="FFFFFF"/>
         </w:rPr>
-        <w:t>O Triângulo das Bermudas e outros "vórtices" misterio</w:t>
-      </w:r>
-      <w:r>
-        <w:rPr>
-          <w:rFonts w:hint="default" w:ascii="Palatino Linotype" w:hAnsi="Palatino Linotype" w:eastAsia="sans-serif" w:cs="Palatino Linotype"/>
-          <w:i w:val="0"/>
-          <w:iCs w:val="0"/>
-          <w:caps w:val="0"/>
-          <w:color w:val="1A1C1E"/>
-          <w:spacing w:val="0"/>
-          <w:sz w:val="28"/>
-          <w:szCs w:val="28"/>
-          <w:shd w:val="clear" w:fill="FFFFFF"/>
-        </w:rPr>
-        <w:t>sos: A história de navios e aviões desaparecendo sem deixar rastro no Triângulo das Bermudas tornou-se parte da cultura popular. Embora muitos casos tenham sido atribuídos a condições climáticas extremas ou erro humano, ainda há desaparecimentos inexplicáveis.</w:t>
+        <w:t>O Triângulo das Bermudas e outros "vórtices" misteriosos: A história de navios e aviões desaparecendo sem deixar rastro no Triângulo das Bermudas tornou-se parte da cultura popular. Embora muitos casos tenham sido atribuídos a condições climáticas extremas ou erro humano, ainda há desaparecimentos inexplicáveis.</w:t>
       </w:r>
     </w:p>
     <w:p>
@@ -16143,21 +16090,7 @@
           <w:szCs w:val="28"/>
           <w:shd w:val="clear" w:fill="FFFFFF"/>
         </w:rPr>
-        <w:t>Desaparecer de um ponto e reaparecer em outro a dez</w:t>
-      </w:r>
-      <w:r>
-        <w:rPr>
-          <w:rFonts w:hint="default" w:ascii="Palatino Linotype" w:hAnsi="Palatino Linotype" w:eastAsia="sans-serif" w:cs="Palatino Linotype"/>
-          <w:i w:val="0"/>
-          <w:iCs w:val="0"/>
-          <w:caps w:val="0"/>
-          <w:color w:val="1A1C1E"/>
-          <w:spacing w:val="0"/>
-          <w:sz w:val="28"/>
-          <w:szCs w:val="28"/>
-          <w:shd w:val="clear" w:fill="FFFFFF"/>
-        </w:rPr>
-        <w:t>enas de quilômetros de distância em um piscar de olhos.</w:t>
+        <w:t>Desaparecer de um ponto e reaparecer em outro a dezenas de quilômetros de distância em um piscar de olhos.</w:t>
       </w:r>
     </w:p>
     <w:p>
@@ -17087,21 +17020,7 @@
           <w:szCs w:val="28"/>
           <w:shd w:val="clear" w:fill="FFFFFF"/>
         </w:rPr>
-        <w:t xml:space="preserve">A natureza da luz: O Céu é sempre descrito como um lugar cheio de luz — uma luz não ofuscante, mas radiante e pura. Os seres que lá habitam (Deuses, Anjos, Bodisatvas) são frequentemente descritos como tendo corpos luminosos. Isso se encaixa perfeitamente com a ideia de um reino com uma frequência </w:t>
-      </w:r>
-      <w:r>
-        <w:rPr>
-          <w:rFonts w:hint="default" w:ascii="Palatino Linotype" w:hAnsi="Palatino Linotype" w:eastAsia="sans-serif" w:cs="Palatino Linotype"/>
-          <w:i w:val="0"/>
-          <w:iCs w:val="0"/>
-          <w:caps w:val="0"/>
-          <w:color w:val="1A1C1E"/>
-          <w:spacing w:val="0"/>
-          <w:sz w:val="28"/>
-          <w:szCs w:val="28"/>
-          <w:shd w:val="clear" w:fill="FFFFFF"/>
-        </w:rPr>
-        <w:t>vibracional mais alta, onde a matéria se torna mais sutil e mais próxima da natureza energética da luz.</w:t>
+        <w:t>A natureza da luz: O Céu é sempre descrito como um lugar cheio de luz — uma luz não ofuscante, mas radiante e pura. Os seres que lá habitam (Deuses, Anjos, Bodisatvas) são frequentemente descritos como tendo corpos luminosos. Isso se encaixa perfeitamente com a ideia de um reino com uma frequência vibracional mais alta, onde a matéria se torna mais sutil e mais próxima da natureza energética da luz.</w:t>
       </w:r>
     </w:p>
     <w:p>
@@ -17146,21 +17065,7 @@
           <w:szCs w:val="28"/>
           <w:shd w:val="clear" w:fill="FFFFFF"/>
         </w:rPr>
-        <w:t>O tempo dif</w:t>
-      </w:r>
-      <w:r>
-        <w:rPr>
-          <w:rFonts w:hint="default" w:ascii="Palatino Linotype" w:hAnsi="Palatino Linotype" w:eastAsia="sans-serif" w:cs="Palatino Linotype"/>
-          <w:i w:val="0"/>
-          <w:iCs w:val="0"/>
-          <w:caps w:val="0"/>
-          <w:color w:val="1A1C1E"/>
-          <w:spacing w:val="0"/>
-          <w:sz w:val="28"/>
-          <w:szCs w:val="28"/>
-          <w:shd w:val="clear" w:fill="FFFFFF"/>
-        </w:rPr>
-        <w:t>erente: Outro motivo comum é que o tempo no Céu passa de maneira muito diferente do que na Terra. Na obra clássica </w:t>
+        <w:t>O tempo diferente: Outro motivo comum é que o tempo no Céu passa de maneira muito diferente do que na Terra. Na obra clássica </w:t>
       </w:r>
       <w:r>
         <w:rPr>
@@ -17422,21 +17327,7 @@
           <w:szCs w:val="28"/>
           <w:shd w:val="clear" w:fill="FFFFFF"/>
         </w:rPr>
-        <w:t xml:space="preserve">"Criação segundo a mente": Nos textos que descrevem alguns reinos celestiais, os seres que lá habitam têm a capacidade de usar suas ideias para criar o que desejam. Se querem um castelo, o castelo aparece. No </w:t>
-      </w:r>
-      <w:r>
-        <w:rPr>
-          <w:rFonts w:hint="default" w:ascii="Palatino Linotype" w:hAnsi="Palatino Linotype" w:eastAsia="sans-serif" w:cs="Palatino Linotype"/>
-          <w:i w:val="0"/>
-          <w:iCs w:val="0"/>
-          <w:caps w:val="0"/>
-          <w:color w:val="1A1C1E"/>
-          <w:spacing w:val="0"/>
-          <w:sz w:val="28"/>
-          <w:szCs w:val="28"/>
-          <w:shd w:val="clear" w:fill="FFFFFF"/>
-        </w:rPr>
-        <w:t>entanto, essas criações são descritas como "imagens fantasma" criadas a partir de energia, não como a matéria fundamental daquele reino.</w:t>
+        <w:t>"Criação segundo a mente": Nos textos que descrevem alguns reinos celestiais, os seres que lá habitam têm a capacidade de usar suas ideias para criar o que desejam. Se querem um castelo, o castelo aparece. No entanto, essas criações são descritas como "imagens fantasma" criadas a partir de energia, não como a matéria fundamental daquele reino.</w:t>
       </w:r>
     </w:p>
     <w:p>
@@ -17481,21 +17372,7 @@
           <w:szCs w:val="28"/>
           <w:shd w:val="clear" w:fill="FFFFFF"/>
         </w:rPr>
-        <w:t>"Um pensamento cria um mundo": Nos reinos extremamente elevados, onde existem gr</w:t>
-      </w:r>
-      <w:r>
-        <w:rPr>
-          <w:rFonts w:hint="default" w:ascii="Palatino Linotype" w:hAnsi="Palatino Linotype" w:eastAsia="sans-serif" w:cs="Palatino Linotype"/>
-          <w:i w:val="0"/>
-          <w:iCs w:val="0"/>
-          <w:caps w:val="0"/>
-          <w:color w:val="1A1C1E"/>
-          <w:spacing w:val="0"/>
-          <w:sz w:val="28"/>
-          <w:szCs w:val="28"/>
-          <w:shd w:val="clear" w:fill="FFFFFF"/>
-        </w:rPr>
-        <w:t>andes Seres Iluminados (como Budas ou Senhores), a capacidade criativa está em um nível inimaginável. Um pensamento desses Seres не apenas cria "imagens fantasma", mas pode criar matéria real, dando origem a um mundo completo com montanhas, rios, suas próprias leis físicas e uma infinidade de seres. Para os seres que vivem nesse mundo, ele é completamente real. Todo o nosso universo, desta perspectiva, poderia ser simplesmente o resultado de um pensamento de um ser tão grandioso.</w:t>
+        <w:t>"Um pensamento cria um mundo": Nos reinos extremamente elevados, onde existem grandes Seres Iluminados (como Budas ou Senhores), a capacidade criativa está em um nível inimaginável. Um pensamento desses Seres не apenas cria "imagens fantasma", mas pode criar matéria real, dando origem a um mundo completo com montanhas, rios, suas próprias leis físicas e uma infinidade de seres. Para os seres que vivem nesse mundo, ele é completamente real. Todo o nosso universo, desta perspectiva, poderia ser simplesmente o resultado de um pensamento de um ser tão grandioso.</w:t>
       </w:r>
     </w:p>
     <w:p>
@@ -18768,21 +18645,7 @@
           <w:szCs w:val="28"/>
           <w:shd w:val="clear" w:fill="FFFFFF"/>
         </w:rPr>
-        <w:t xml:space="preserve">Memórias e impressões do dia: Este é o tipo mais simples de sonho, quando o </w:t>
-      </w:r>
-      <w:r>
-        <w:rPr>
-          <w:rFonts w:hint="default" w:ascii="Palatino Linotype" w:hAnsi="Palatino Linotype" w:eastAsia="sans-serif" w:cs="Palatino Linotype"/>
-          <w:i w:val="0"/>
-          <w:iCs w:val="0"/>
-          <w:caps w:val="0"/>
-          <w:color w:val="1A1C1E"/>
-          <w:spacing w:val="0"/>
-          <w:sz w:val="28"/>
-          <w:szCs w:val="28"/>
-          <w:shd w:val="clear" w:fill="FFFFFF"/>
-        </w:rPr>
-        <w:t>cérebro "repete" e processa eventos, conversas e imagens que vivenciamos. É como rever filmes antigos.</w:t>
+        <w:t>Memórias e impressões do dia: Este é o tipo mais simples de sonho, quando o cérebro "repete" e processa eventos, conversas e imagens que vivenciamos. É como rever filmes antigos.</w:t>
       </w:r>
     </w:p>
     <w:p>
@@ -18878,21 +18741,7 @@
           <w:szCs w:val="28"/>
           <w:shd w:val="clear" w:fill="FFFFFF"/>
         </w:rPr>
-        <w:t>Medos e ansied</w:t>
-      </w:r>
-      <w:r>
-        <w:rPr>
-          <w:rFonts w:hint="default" w:ascii="Palatino Linotype" w:hAnsi="Palatino Linotype" w:eastAsia="sans-serif" w:cs="Palatino Linotype"/>
-          <w:i w:val="0"/>
-          <w:iCs w:val="0"/>
-          <w:caps w:val="0"/>
-          <w:color w:val="1A1C1E"/>
-          <w:spacing w:val="0"/>
-          <w:sz w:val="28"/>
-          <w:szCs w:val="28"/>
-          <w:shd w:val="clear" w:fill="FFFFFF"/>
-        </w:rPr>
-        <w:t>ades latentes: Esta é a origem dos pesadelos. O que mais tememos — medo do fracasso, medo do abandono, medo da morte — será ampliado pela mente em cenários aterrorizantes. A sabedoria oriental tem um ditado, "os demônios nascem do próprio coração", que parece capturar a essência do mecanismo que cria os pesadelos. O "monstro" que nos persegue no sonho pode não vir de um lugar estranho, mas nascer do nosso próprio medo.</w:t>
+        <w:t>Medos e ansiedades latentes: Esta é a origem dos pesadelos. O que mais tememos — medo do fracasso, medo do abandono, medo da morte — será ampliado pela mente em cenários aterrorizantes. A sabedoria oriental tem um ditado, "os demônios nascem do próprio coração", que parece capturar a essência do mecanismo que cria os pesadelos. O "monstro" que nos persegue no sonho pode não vir de um lugar estranho, mas nascer do nosso próprio medo.</w:t>
       </w:r>
     </w:p>
     <w:p>
@@ -19061,21 +18910,7 @@
           <w:szCs w:val="28"/>
           <w:shd w:val="clear" w:fill="FFFFFF"/>
         </w:rPr>
-        <w:t xml:space="preserve">Encontros com entes queridos falecidos: Muitas pessoas no mundo já tiveram a experiência de sonhar com parentes que faleceram. No sonho, elas conversam, recebem conselhos ou simplesmente sentem a presença pacífica do falecido. O modelo do Espírito Primordial abre a possibilidade de que isso não seja apenas uma fantasia causada pelo luto, mas possa ser um encontro real, quando o Espírito Primordial do sonhador viajou para um reino intermediário </w:t>
-      </w:r>
-      <w:r>
-        <w:rPr>
-          <w:rFonts w:hint="default" w:ascii="Palatino Linotype" w:hAnsi="Palatino Linotype" w:eastAsia="sans-serif" w:cs="Palatino Linotype"/>
-          <w:i w:val="0"/>
-          <w:iCs w:val="0"/>
-          <w:caps w:val="0"/>
-          <w:color w:val="1A1C1E"/>
-          <w:spacing w:val="0"/>
-          <w:sz w:val="28"/>
-          <w:szCs w:val="28"/>
-          <w:shd w:val="clear" w:fill="FFFFFF"/>
-        </w:rPr>
-        <w:t>(muitas vezes chamado de reino dos espíritos), onde a alma de seu ente querido está temporariamente antes de reencarnar.</w:t>
+        <w:t>Encontros com entes queridos falecidos: Muitas pessoas no mundo já tiveram a experiência de sonhar com parentes que faleceram. No sonho, elas conversam, recebem conselhos ou simplesmente sentem a presença pacífica do falecido. O modelo do Espírito Primordial abre a possibilidade de que isso não seja apenas uma fantasia causada pelo luto, mas possa ser um encontro real, quando o Espírito Primordial do sonhador viajou para um reino intermediário (muitas vezes chamado de reino dos espíritos), onde a alma de seu ente querido está temporariamente antes de reencarnar.</w:t>
       </w:r>
     </w:p>
     <w:p>
@@ -19171,21 +19006,7 @@
           <w:szCs w:val="28"/>
           <w:shd w:val="clear" w:fill="FFFFFF"/>
         </w:rPr>
-        <w:t xml:space="preserve">Experiências </w:t>
-      </w:r>
-      <w:r>
-        <w:rPr>
-          <w:rFonts w:hint="default" w:ascii="Palatino Linotype" w:hAnsi="Palatino Linotype" w:eastAsia="sans-serif" w:cs="Palatino Linotype"/>
-          <w:i w:val="0"/>
-          <w:iCs w:val="0"/>
-          <w:caps w:val="0"/>
-          <w:color w:val="1A1C1E"/>
-          <w:spacing w:val="0"/>
-          <w:sz w:val="28"/>
-          <w:szCs w:val="28"/>
-          <w:shd w:val="clear" w:fill="FFFFFF"/>
-        </w:rPr>
-        <w:t>proféticas: Alguns sonhos parecem prever eventos futuros. Este é um fenômeno complexo, que pode ser interpretado como o Espírito Primordial, em um estado livre da linha do tempo linear do reino material, tendo a capacidade de sentir as "ondulações" de eventos futuros.</w:t>
+        <w:t>Experiências proféticas: Alguns sonhos parecem prever eventos futuros. Este é um fenômeno complexo, que pode ser interpretado como o Espírito Primordial, em um estado livre da linha do tempo linear do reino material, tendo a capacidade de sentir as "ondulações" de eventos futuros.</w:t>
       </w:r>
     </w:p>
     <w:p>
@@ -21906,21 +21727,7 @@
           <w:szCs w:val="28"/>
           <w:shd w:val="clear" w:fill="FFFFFF"/>
         </w:rPr>
-        <w:t xml:space="preserve">Carma pesado: Dívidas de vidas passadas podem </w:t>
-      </w:r>
-      <w:r>
-        <w:rPr>
-          <w:rFonts w:hint="default" w:ascii="Palatino Linotype" w:hAnsi="Palatino Linotype" w:eastAsia="sans-serif" w:cs="Palatino Linotype"/>
-          <w:i w:val="0"/>
-          <w:iCs w:val="0"/>
-          <w:caps w:val="0"/>
-          <w:color w:val="1A1C1E"/>
-          <w:spacing w:val="0"/>
-          <w:sz w:val="28"/>
-          <w:szCs w:val="28"/>
-          <w:shd w:val="clear" w:fill="FFFFFF"/>
-        </w:rPr>
-        <w:t>criar uma conexão negativa, permitindo que "credores" do reino invisível tenham a oportunidade de vir cobrar suas dívidas, assediando ou possuindo.</w:t>
+        <w:t>Carma pesado: Dívidas de vidas passadas podem criar uma conexão negativa, permitindo que "credores" do reino invisível tenham a oportunidade de vir cobrar suas dívidas, assediando ou possuindo.</w:t>
       </w:r>
     </w:p>
     <w:p>
@@ -23312,21 +23119,7 @@
           <w:szCs w:val="28"/>
           <w:shd w:val="clear" w:fill="FFFFFF"/>
         </w:rPr>
-        <w:t>Germinação de sementes: Um dos experimentos m</w:t>
-      </w:r>
-      <w:r>
-        <w:rPr>
-          <w:rFonts w:hint="default" w:ascii="Palatino Linotype" w:hAnsi="Palatino Linotype" w:eastAsia="sans-serif" w:cs="Palatino Linotype"/>
-          <w:i w:val="0"/>
-          <w:iCs w:val="0"/>
-          <w:caps w:val="0"/>
-          <w:color w:val="1A1C1E"/>
-          <w:spacing w:val="0"/>
-          <w:sz w:val="28"/>
-          <w:szCs w:val="28"/>
-          <w:shd w:val="clear" w:fill="FFFFFF"/>
-        </w:rPr>
-        <w:t>ais famosos foi o de um mestre de qigong que usou sua mente para fazer uma semente (como um feijão) germinar e crescer vários centímetros em apenas alguns minutos, um processo que na natureza levaria dias.</w:t>
+        <w:t>Germinação de sementes: Um dos experimentos mais famosos foi o de um mestre de qigong que usou sua mente para fazer uma semente (como um feijão) germinar e crescer vários centímetros em apenas alguns minutos, um processo que na natureza levaria dias.</w:t>
       </w:r>
     </w:p>
     <w:p>
@@ -23540,21 +23333,7 @@
           <w:szCs w:val="28"/>
           <w:shd w:val="clear" w:fill="FFFFFF"/>
         </w:rPr>
-        <w:t>Atravessar paredes: A capacidade de alterar a est</w:t>
-      </w:r>
-      <w:r>
-        <w:rPr>
-          <w:rFonts w:hint="default" w:ascii="Palatino Linotype" w:hAnsi="Palatino Linotype" w:eastAsia="sans-serif" w:cs="Palatino Linotype"/>
-          <w:i w:val="0"/>
-          <w:iCs w:val="0"/>
-          <w:caps w:val="0"/>
-          <w:color w:val="1A1C1E"/>
-          <w:spacing w:val="0"/>
-          <w:sz w:val="28"/>
-          <w:szCs w:val="28"/>
-          <w:shd w:val="clear" w:fill="FFFFFF"/>
-        </w:rPr>
-        <w:t>rutura molecular do próprio corpo e de um obstáculo para passar através dele. Teoricamente, um átomo é em sua maioria espaço vazio. Se fosse possível controlar os campos de força que mantêm os átomos unidos, atravessar uma parede não seria impensável.</w:t>
+        <w:t>Atravessar paredes: A capacidade de alterar a estrutura molecular do próprio corpo e de um obstáculo para passar através dele. Teoricamente, um átomo é em sua maioria espaço vazio. Se fosse possível controlar os campos de força que mantêm os átomos unidos, atravessar uma parede não seria impensável.</w:t>
       </w:r>
     </w:p>
     <w:p>
@@ -25512,21 +25291,7 @@
           <w:szCs w:val="28"/>
           <w:shd w:val="clear" w:fill="FFFFFF"/>
         </w:rPr>
-        <w:t xml:space="preserve">Até mesmo </w:t>
-      </w:r>
-      <w:r>
-        <w:rPr>
-          <w:rFonts w:hint="default" w:ascii="Palatino Linotype" w:hAnsi="Palatino Linotype" w:eastAsia="sans-serif" w:cs="Palatino Linotype"/>
-          <w:i w:val="0"/>
-          <w:iCs w:val="0"/>
-          <w:caps w:val="0"/>
-          <w:color w:val="1A1C1E"/>
-          <w:spacing w:val="0"/>
-          <w:sz w:val="28"/>
-          <w:szCs w:val="28"/>
-          <w:shd w:val="clear" w:fill="FFFFFF"/>
-        </w:rPr>
-        <w:t>dentro de reatores nucleares, suportando níveis de radiação que matariam um ser humano instantaneamente.</w:t>
+        <w:t>Até mesmo dentro de reatores nucleares, suportando níveis de radiação que matariam um ser humano instantaneamente.</w:t>
       </w:r>
     </w:p>
     <w:p>
@@ -25857,21 +25622,7 @@
           <w:szCs w:val="28"/>
           <w:shd w:val="clear" w:fill="FFFFFF"/>
         </w:rPr>
-        <w:t xml:space="preserve">Júpiter, o gigante gasoso que consideramos inabitável, pode ser um vasto mundo oceânico </w:t>
-      </w:r>
-      <w:r>
-        <w:rPr>
-          <w:rFonts w:hint="default" w:ascii="Palatino Linotype" w:hAnsi="Palatino Linotype" w:eastAsia="sans-serif" w:cs="Palatino Linotype"/>
-          <w:i w:val="0"/>
-          <w:iCs w:val="0"/>
-          <w:caps w:val="0"/>
-          <w:color w:val="1A1C1E"/>
-          <w:spacing w:val="0"/>
-          <w:sz w:val="28"/>
-          <w:szCs w:val="28"/>
-          <w:shd w:val="clear" w:fill="FFFFFF"/>
-        </w:rPr>
-        <w:t>com seres gigantescos que existem em um estado energético diferente.</w:t>
+        <w:t>Júpiter, o gigante gasoso que consideramos inabitável, pode ser um vasto mundo oceânico com seres gigantescos que existem em um estado energético diferente.</w:t>
       </w:r>
     </w:p>
     <w:p>
@@ -26694,21 +26445,7 @@
           <w:szCs w:val="28"/>
           <w:shd w:val="clear" w:fill="FFFFFF"/>
         </w:rPr>
-        <w:t xml:space="preserve">O problema filosófico da Origem: A teoria afirma que todo o universo foi comprimido em um único ponto. Mas de onde veio esse ponto? O que existia antes de ele aparecer? A lógica comum nos diz que nada pode surgir espontaneamente do nada absoluto. </w:t>
-      </w:r>
-      <w:r>
-        <w:rPr>
-          <w:rFonts w:hint="default" w:ascii="Palatino Linotype" w:hAnsi="Palatino Linotype" w:eastAsia="sans-serif" w:cs="Palatino Linotype"/>
-          <w:i w:val="0"/>
-          <w:iCs w:val="0"/>
-          <w:caps w:val="0"/>
-          <w:color w:val="1A1C1E"/>
-          <w:spacing w:val="0"/>
-          <w:sz w:val="28"/>
-          <w:szCs w:val="28"/>
-          <w:shd w:val="clear" w:fill="FFFFFF"/>
-        </w:rPr>
-        <w:t>A questão da "primeira causa" permanece um vasto vácuo.</w:t>
+        <w:t>O problema filosófico da Origem: A teoria afirma que todo o universo foi comprimido em um único ponto. Mas de onde veio esse ponto? O que existia antes de ele aparecer? A lógica comum nos diz que nada pode surgir espontaneamente do nada absoluto. A questão da "primeira causa" permanece um vasto vácuo.</w:t>
       </w:r>
     </w:p>
     <w:p>
@@ -26804,21 +26541,7 @@
           <w:szCs w:val="28"/>
           <w:shd w:val="clear" w:fill="FFFFFF"/>
         </w:rPr>
-        <w:t>O problema da natureza da Matéria: Ou há outra pos</w:t>
-      </w:r>
-      <w:r>
-        <w:rPr>
-          <w:rFonts w:hint="default" w:ascii="Palatino Linotype" w:hAnsi="Palatino Linotype" w:eastAsia="sans-serif" w:cs="Palatino Linotype"/>
-          <w:i w:val="0"/>
-          <w:iCs w:val="0"/>
-          <w:caps w:val="0"/>
-          <w:color w:val="1A1C1E"/>
-          <w:spacing w:val="0"/>
-          <w:sz w:val="28"/>
-          <w:szCs w:val="28"/>
-          <w:shd w:val="clear" w:fill="FFFFFF"/>
-        </w:rPr>
-        <w:t>sibilidade, de que a "singularidade" não era constituída pelos átomos que conhecemos. Talvez fosse feita de micropartículas em um nível muito menor, partículas que a tabela periódica dos elementos não descreve. Mas, nesse caso, isso significa que as leis da física que construímos com base no mundo atômico seriam completamente inúteis para descrevê-la. Estaríamos usando um mapa da Terra para tentar encontrar um caminho no Sol.</w:t>
+        <w:t>O problema da natureza da Matéria: Ou há outra possibilidade, de que a "singularidade" não era constituída pelos átomos que conhecemos. Talvez fosse feita de micropartículas em um nível muito menor, partículas que a tabela periódica dos elementos não descreve. Mas, nesse caso, isso significa que as leis da física que construímos com base no mundo atômico seriam completamente inúteis para descrevê-la. Estaríamos usando um mapa da Terra para tentar encontrar um caminho no Sol.</w:t>
       </w:r>
     </w:p>
     <w:p>
@@ -27260,21 +26983,7 @@
           <w:szCs w:val="28"/>
           <w:shd w:val="clear" w:fill="FFFFFF"/>
         </w:rPr>
-        <w:t xml:space="preserve">Poderia ser a respiração de alguma entidade vasta, da qual estamos </w:t>
-      </w:r>
-      <w:r>
-        <w:rPr>
-          <w:rFonts w:hint="default" w:ascii="Palatino Linotype" w:hAnsi="Palatino Linotype" w:eastAsia="sans-serif" w:cs="Palatino Linotype"/>
-          <w:i w:val="0"/>
-          <w:iCs w:val="0"/>
-          <w:caps w:val="0"/>
-          <w:color w:val="1A1C1E"/>
-          <w:spacing w:val="0"/>
-          <w:sz w:val="28"/>
-          <w:szCs w:val="28"/>
-          <w:shd w:val="clear" w:fill="FFFFFF"/>
-        </w:rPr>
-        <w:t>observando apenas metade do ciclo de "expiração".</w:t>
+        <w:t>Poderia ser a respiração de alguma entidade vasta, da qual estamos observando apenas metade do ciclo de "expiração".</w:t>
       </w:r>
     </w:p>
     <w:p>
@@ -27370,21 +27079,7 @@
           <w:szCs w:val="28"/>
           <w:shd w:val="clear" w:fill="FFFFFF"/>
         </w:rPr>
-        <w:t>Ou poderia</w:t>
-      </w:r>
-      <w:r>
-        <w:rPr>
-          <w:rFonts w:hint="default" w:ascii="Palatino Linotype" w:hAnsi="Palatino Linotype" w:eastAsia="sans-serif" w:cs="Palatino Linotype"/>
-          <w:i w:val="0"/>
-          <w:iCs w:val="0"/>
-          <w:caps w:val="0"/>
-          <w:color w:val="1A1C1E"/>
-          <w:spacing w:val="0"/>
-          <w:sz w:val="28"/>
-          <w:szCs w:val="28"/>
-          <w:shd w:val="clear" w:fill="FFFFFF"/>
-        </w:rPr>
-        <w:t xml:space="preserve"> ser apenas o movimento relativo do nosso aglomerado cósmico dentro de uma estrutura ainda maior.</w:t>
+        <w:t>Ou poderia ser apenas o movimento relativo do nosso aglomerado cósmico dentro de uma estrutura ainda maior.</w:t>
       </w:r>
     </w:p>
     <w:p>
@@ -27895,21 +27590,7 @@
           <w:szCs w:val="28"/>
           <w:shd w:val="clear" w:fill="FFFFFF"/>
         </w:rPr>
-        <w:t>Degeneração: O estágio de declínio, quando a ordem</w:t>
-      </w:r>
-      <w:r>
-        <w:rPr>
-          <w:rFonts w:hint="default" w:ascii="Palatino Linotype" w:hAnsi="Palatino Linotype" w:eastAsia="sans-serif" w:cs="Palatino Linotype"/>
-          <w:i w:val="0"/>
-          <w:iCs w:val="0"/>
-          <w:caps w:val="0"/>
-          <w:color w:val="1A1C1E"/>
-          <w:spacing w:val="0"/>
-          <w:sz w:val="28"/>
-          <w:szCs w:val="28"/>
-          <w:shd w:val="clear" w:fill="FFFFFF"/>
-        </w:rPr>
-        <w:t xml:space="preserve"> começa a colapsar e a energia se esgota.</w:t>
+        <w:t>Degeneração: O estágio de declínio, quando a ordem começa a colapsar e a energia se esgota.</w:t>
       </w:r>
     </w:p>
     <w:p>
@@ -29353,21 +29034,7 @@
           <w:szCs w:val="28"/>
           <w:shd w:val="clear" w:fill="FFFFFF"/>
         </w:rPr>
-        <w:t xml:space="preserve">Quando as correntes de energia giram de forma ordenada e estável, elas criam as belas galáxias espirais que costumamos ver, </w:t>
-      </w:r>
-      <w:r>
-        <w:rPr>
-          <w:rFonts w:hint="default" w:ascii="Palatino Linotype" w:hAnsi="Palatino Linotype" w:eastAsia="sans-serif" w:cs="Palatino Linotype"/>
-          <w:i w:val="0"/>
-          <w:iCs w:val="0"/>
-          <w:caps w:val="0"/>
-          <w:color w:val="1A1C1E"/>
-          <w:spacing w:val="0"/>
-          <w:sz w:val="28"/>
-          <w:szCs w:val="28"/>
-          <w:shd w:val="clear" w:fill="FFFFFF"/>
-        </w:rPr>
-        <w:t>com estrelas se movendo em uma dança sincronizada.</w:t>
+        <w:t>Quando as correntes de energia giram de forma ordenada e estável, elas criam as belas galáxias espirais que costumamos ver, com estrelas se movendo em uma dança sincronizada.</w:t>
       </w:r>
     </w:p>
     <w:p>
@@ -29412,21 +29079,7 @@
           <w:szCs w:val="28"/>
           <w:shd w:val="clear" w:fill="FFFFFF"/>
         </w:rPr>
-        <w:t>Quando as correntes de energia interagem de forma</w:t>
-      </w:r>
-      <w:r>
-        <w:rPr>
-          <w:rFonts w:hint="default" w:ascii="Palatino Linotype" w:hAnsi="Palatino Linotype" w:eastAsia="sans-serif" w:cs="Palatino Linotype"/>
-          <w:i w:val="0"/>
-          <w:iCs w:val="0"/>
-          <w:caps w:val="0"/>
-          <w:color w:val="1A1C1E"/>
-          <w:spacing w:val="0"/>
-          <w:sz w:val="28"/>
-          <w:szCs w:val="28"/>
-          <w:shd w:val="clear" w:fill="FFFFFF"/>
-        </w:rPr>
-        <w:t xml:space="preserve"> mais caótica e poderosa, elas podem criar galáxias elípticas (em forma de ovo ou esfera), onde as estrelas não giram em um único plano, mas se movem em órbitas aleatórias, como um enxame gigante de abelhas.</w:t>
+        <w:t>Quando as correntes de energia interagem de forma mais caótica e poderosa, elas podem criar galáxias elípticas (em forma de ovo ou esfera), onde as estrelas não giram em um único plano, mas se movem em órbitas aleatórias, como um enxame gigante de abelhas.</w:t>
       </w:r>
     </w:p>
     <w:p>
@@ -32228,21 +31881,7 @@
           <w:szCs w:val="28"/>
           <w:shd w:val="clear" w:fill="FFFFFF"/>
         </w:rPr>
-        <w:t>Uma galáxia</w:t>
-      </w:r>
-      <w:r>
-        <w:rPr>
-          <w:rFonts w:hint="default" w:ascii="Palatino Linotype" w:hAnsi="Palatino Linotype" w:eastAsia="sans-serif" w:cs="Palatino Linotype"/>
-          <w:i w:val="0"/>
-          <w:iCs w:val="0"/>
-          <w:caps w:val="0"/>
-          <w:color w:val="1A1C1E"/>
-          <w:spacing w:val="0"/>
-          <w:sz w:val="28"/>
-          <w:szCs w:val="28"/>
-          <w:shd w:val="clear" w:fill="FFFFFF"/>
-        </w:rPr>
-        <w:t>: Bilhões de sistemas solares orbitando um centro galáctico.</w:t>
+        <w:t>Uma galáxia: Bilhões de sistemas solares orbitando um centro galáctico.</w:t>
       </w:r>
     </w:p>
     <w:p>
@@ -32484,6 +32123,7 @@
         <w:keepLines w:val="0"/>
         <w:widowControl/>
         <w:numPr>
+          <w:ilvl w:val="0"/>
           <w:numId w:val="0"/>
         </w:numPr>
         <w:suppressLineNumbers w:val="0"/>
@@ -33874,21 +33514,7 @@
           <w:szCs w:val="28"/>
           <w:shd w:val="clear" w:fill="FFFFFF"/>
         </w:rPr>
-        <w:t>A questão da Consciência: De onde vem a consciência? P</w:t>
-      </w:r>
-      <w:r>
-        <w:rPr>
-          <w:rFonts w:hint="default" w:ascii="Palatino Linotype" w:hAnsi="Palatino Linotype" w:eastAsia="sans-serif" w:cs="Palatino Linotype"/>
-          <w:i w:val="0"/>
-          <w:iCs w:val="0"/>
-          <w:caps w:val="0"/>
-          <w:color w:val="1A1C1E"/>
-          <w:spacing w:val="0"/>
-          <w:sz w:val="28"/>
-          <w:szCs w:val="28"/>
-          <w:shd w:val="clear" w:fill="FFFFFF"/>
-        </w:rPr>
-        <w:t>or que um pensamento pode controlar a matéria? As experiências humanas profundas como sonhos, inspiração ou habilidades extraordinárias são apenas alucinações do cérebro?</w:t>
+        <w:t>A questão da Consciência: De onde vem a consciência? Por que um pensamento pode controlar a matéria? As experiências humanas profundas como sonhos, inspiração ou habilidades extraordinárias são apenas alucinações do cérebro?</w:t>
       </w:r>
     </w:p>
     <w:p>
@@ -36226,13 +35852,15 @@
     </w:p>
     <w:p>
       <w:pPr>
-        <w:pStyle w:val="3"/>
+        <w:pStyle w:val="2"/>
         <w:bidi w:val="0"/>
         <w:spacing w:line="240" w:lineRule="auto"/>
         <w:rPr>
           <w:rFonts w:hint="default" w:ascii="Palatino Linotype" w:hAnsi="Palatino Linotype" w:cs="Palatino Linotype"/>
-          <w:sz w:val="36"/>
-          <w:szCs w:val="36"/>
+          <w:b w:val="0"/>
+          <w:bCs w:val="0"/>
+          <w:sz w:val="52"/>
+          <w:szCs w:val="52"/>
           <w:lang w:val="en-US" w:eastAsia="zh-CN"/>
         </w:rPr>
       </w:pPr>
@@ -36240,8 +35868,10 @@
       <w:r>
         <w:rPr>
           <w:rFonts w:hint="default" w:ascii="Palatino Linotype" w:hAnsi="Palatino Linotype" w:cs="Palatino Linotype"/>
-          <w:sz w:val="36"/>
-          <w:szCs w:val="36"/>
+          <w:b w:val="0"/>
+          <w:bCs w:val="0"/>
+          <w:sz w:val="52"/>
+          <w:szCs w:val="52"/>
           <w:lang w:val="en-US" w:eastAsia="zh-CN"/>
         </w:rPr>
         <w:t>CONCLUSÃO: OUVINDO A RESPIRAÇÃO DO UNIVERSO</w:t>
@@ -36659,13 +36289,15 @@
     </w:p>
     <w:p>
       <w:pPr>
-        <w:pStyle w:val="3"/>
+        <w:pStyle w:val="2"/>
         <w:bidi w:val="0"/>
         <w:spacing w:line="240" w:lineRule="auto"/>
         <w:rPr>
           <w:rFonts w:hint="default" w:ascii="Palatino Linotype" w:hAnsi="Palatino Linotype" w:cs="Palatino Linotype"/>
-          <w:sz w:val="36"/>
-          <w:szCs w:val="36"/>
+          <w:b w:val="0"/>
+          <w:bCs w:val="0"/>
+          <w:sz w:val="52"/>
+          <w:szCs w:val="52"/>
           <w:lang w:val="en-US" w:eastAsia="zh-CN"/>
         </w:rPr>
       </w:pPr>
@@ -36673,8 +36305,10 @@
       <w:r>
         <w:rPr>
           <w:rFonts w:hint="default" w:ascii="Palatino Linotype" w:hAnsi="Palatino Linotype" w:cs="Palatino Linotype"/>
-          <w:sz w:val="36"/>
-          <w:szCs w:val="36"/>
+          <w:b w:val="0"/>
+          <w:bCs w:val="0"/>
+          <w:sz w:val="52"/>
+          <w:szCs w:val="52"/>
           <w:lang w:val="en-US" w:eastAsia="zh-CN"/>
         </w:rPr>
         <w:t>APÊNDICE</w:t>
@@ -36752,6 +36386,7 @@
         <w:keepLines w:val="0"/>
         <w:widowControl/>
         <w:numPr>
+          <w:ilvl w:val="0"/>
           <w:numId w:val="0"/>
         </w:numPr>
         <w:suppressLineNumbers w:val="0"/>
@@ -36828,21 +36463,7 @@
           <w:szCs w:val="28"/>
           <w:shd w:val="clear" w:fill="FFFFFF"/>
         </w:rPr>
-        <w:t xml:space="preserve"> A perspectiva filosófica de que todas as coisas no universo, quer se </w:t>
-      </w:r>
-      <w:r>
-        <w:rPr>
-          <w:rFonts w:hint="default" w:ascii="Palatino Linotype" w:hAnsi="Palatino Linotype" w:eastAsia="sans-serif" w:cs="Palatino Linotype"/>
-          <w:i w:val="0"/>
-          <w:iCs w:val="0"/>
-          <w:caps w:val="0"/>
-          <w:color w:val="1A1C1E"/>
-          <w:spacing w:val="0"/>
-          <w:sz w:val="28"/>
-          <w:szCs w:val="28"/>
-          <w:shd w:val="clear" w:fill="FFFFFF"/>
-        </w:rPr>
-        <w:t>manifestem como matéria ou consciência, originam-se de uma única essência.</w:t>
+        <w:t> A perspectiva filosófica de que todas as coisas no universo, quer se manifestem como matéria ou consciência, originam-se de uma única essência.</w:t>
       </w:r>
     </w:p>
     <w:p>
@@ -37171,21 +36792,7 @@
           <w:szCs w:val="28"/>
           <w:shd w:val="clear" w:fill="FFFFFF"/>
         </w:rPr>
-        <w:t> Na visão de mundo do cultivo,</w:t>
-      </w:r>
-      <w:r>
-        <w:rPr>
-          <w:rFonts w:hint="default" w:ascii="Palatino Linotype" w:hAnsi="Palatino Linotype" w:eastAsia="sans-serif" w:cs="Palatino Linotype"/>
-          <w:i w:val="0"/>
-          <w:iCs w:val="0"/>
-          <w:caps w:val="0"/>
-          <w:color w:val="1A1C1E"/>
-          <w:spacing w:val="0"/>
-          <w:sz w:val="28"/>
-          <w:szCs w:val="28"/>
-          <w:shd w:val="clear" w:fill="FFFFFF"/>
-        </w:rPr>
-        <w:t xml:space="preserve"> estes não são conceitos morais abstratos, mas dois tipos de substâncias reais. "Virtude" é uma substância branca, acumulada por fazer o bem e suportar dificuldades. "Carma" é uma substância preta, gerada por fazer o mal.</w:t>
+        <w:t> Na visão de mundo do cultivo, estes não são conceitos morais abstratos, mas dois tipos de substâncias reais. "Virtude" é uma substância branca, acumulada por fazer o bem e suportar dificuldades. "Carma" é uma substância preta, gerada por fazer o mal.</w:t>
       </w:r>
     </w:p>
     <w:p>
@@ -37323,6 +36930,7 @@
         <w:keepLines w:val="0"/>
         <w:widowControl/>
         <w:numPr>
+          <w:ilvl w:val="0"/>
           <w:numId w:val="0"/>
         </w:numPr>
         <w:suppressLineNumbers w:val="0"/>
@@ -37551,6 +37159,7 @@
         <w:keepLines w:val="0"/>
         <w:widowControl/>
         <w:numPr>
+          <w:ilvl w:val="0"/>
           <w:numId w:val="0"/>
         </w:numPr>
         <w:suppressLineNumbers w:val="0"/>
@@ -37779,6 +37388,7 @@
         <w:keepLines w:val="0"/>
         <w:widowControl/>
         <w:numPr>
+          <w:ilvl w:val="0"/>
           <w:numId w:val="0"/>
         </w:numPr>
         <w:suppressLineNumbers w:val="0"/>
@@ -37943,6 +37553,7 @@
         <w:keepLines w:val="0"/>
         <w:widowControl/>
         <w:numPr>
+          <w:ilvl w:val="0"/>
           <w:numId w:val="0"/>
         </w:numPr>
         <w:suppressLineNumbers w:val="0"/>
@@ -38047,13 +37658,15 @@
     </w:p>
     <w:p>
       <w:pPr>
-        <w:pStyle w:val="3"/>
+        <w:pStyle w:val="2"/>
         <w:bidi w:val="0"/>
         <w:spacing w:line="240" w:lineRule="auto"/>
         <w:rPr>
           <w:rFonts w:hint="default" w:ascii="Palatino Linotype" w:hAnsi="Palatino Linotype" w:cs="Palatino Linotype"/>
-          <w:sz w:val="36"/>
-          <w:szCs w:val="36"/>
+          <w:b w:val="0"/>
+          <w:bCs w:val="0"/>
+          <w:sz w:val="52"/>
+          <w:szCs w:val="52"/>
           <w:lang w:val="en-US" w:eastAsia="zh-CN"/>
         </w:rPr>
       </w:pPr>
@@ -38062,8 +37675,10 @@
       <w:r>
         <w:rPr>
           <w:rFonts w:hint="default" w:ascii="Palatino Linotype" w:hAnsi="Palatino Linotype" w:cs="Palatino Linotype"/>
-          <w:sz w:val="36"/>
-          <w:szCs w:val="36"/>
+          <w:b w:val="0"/>
+          <w:bCs w:val="0"/>
+          <w:sz w:val="52"/>
+          <w:szCs w:val="52"/>
           <w:lang w:val="en-US" w:eastAsia="zh-CN"/>
         </w:rPr>
         <w:t>SOBRE A AUTORA E O PROJETO THE LIVES MEDIA</w:t>

--- a/All_Books/10_UNIVERSE_BEYOND_BIG_BANG/UNIVERSE_BEYOND_BIG_BANG_pt.docx
+++ b/All_Books/10_UNIVERSE_BEYOND_BIG_BANG/UNIVERSE_BEYOND_BIG_BANG_pt.docx
@@ -2,6 +2,86 @@
 <file path=word/document.xml><?xml version="1.0" encoding="utf-8"?>
 <w:document xmlns:wpc="http://schemas.microsoft.com/office/word/2010/wordprocessingCanvas" xmlns:mc="http://schemas.openxmlformats.org/markup-compatibility/2006" xmlns:o="urn:schemas-microsoft-com:office:office" xmlns:r="http://schemas.openxmlformats.org/officeDocument/2006/relationships" xmlns:m="http://schemas.openxmlformats.org/officeDocument/2006/math" xmlns:v="urn:schemas-microsoft-com:vml" xmlns:wp14="http://schemas.microsoft.com/office/word/2010/wordprocessingDrawing" xmlns:wp="http://schemas.openxmlformats.org/drawingml/2006/wordprocessingDrawing" xmlns:w="http://schemas.openxmlformats.org/wordprocessingml/2006/main" xmlns:w14="http://schemas.microsoft.com/office/word/2010/wordml" xmlns:w10="urn:schemas-microsoft-com:office:word" xmlns:w15="http://schemas.microsoft.com/office/word/2012/wordml" xmlns:wpg="http://schemas.microsoft.com/office/word/2010/wordprocessingGroup" xmlns:wpi="http://schemas.microsoft.com/office/word/2010/wordprocessingInk" xmlns:wne="http://schemas.microsoft.com/office/word/2006/wordml" xmlns:wps="http://schemas.microsoft.com/office/word/2010/wordprocessingShape" xmlns:wpsCustomData="http://www.wps.cn/officeDocument/2013/wpsCustomData" mc:Ignorable="w14 w15 wp14">
   <w:body>
+    <w:p>
+      <w:pPr>
+        <w:rPr>
+          <w:rFonts w:hint="default" w:ascii="Palatino Linotype" w:hAnsi="Palatino Linotype"/>
+          <w:sz w:val="28"/>
+          <w:szCs w:val="28"/>
+          <w:lang w:val="en-US"/>
+        </w:rPr>
+      </w:pPr>
+      <w:r>
+        <w:rPr>
+          <w:rFonts w:hint="default" w:ascii="Palatino Linotype" w:hAnsi="Palatino Linotype"/>
+          <w:sz w:val="28"/>
+          <w:szCs w:val="28"/>
+          <w:lang w:val="en-US"/>
+        </w:rPr>
+        <w:drawing>
+          <wp:anchor distT="0" distB="0" distL="114300" distR="114300" simplePos="0" relativeHeight="251659264" behindDoc="0" locked="0" layoutInCell="1" allowOverlap="1">
+            <wp:simplePos x="0" y="0"/>
+            <wp:positionH relativeFrom="column">
+              <wp:posOffset>-768985</wp:posOffset>
+            </wp:positionH>
+            <wp:positionV relativeFrom="paragraph">
+              <wp:posOffset>-871855</wp:posOffset>
+            </wp:positionV>
+            <wp:extent cx="5320030" cy="7924165"/>
+            <wp:effectExtent l="0" t="0" r="13970" b="635"/>
+            <wp:wrapNone/>
+            <wp:docPr id="3" name="Picture 3" descr="10_UNIVERSE_BIG_BANG_pt"/>
+            <wp:cNvGraphicFramePr>
+              <a:graphicFrameLocks xmlns:a="http://schemas.openxmlformats.org/drawingml/2006/main" noChangeAspect="1"/>
+            </wp:cNvGraphicFramePr>
+            <a:graphic xmlns:a="http://schemas.openxmlformats.org/drawingml/2006/main">
+              <a:graphicData uri="http://schemas.openxmlformats.org/drawingml/2006/picture">
+                <pic:pic xmlns:pic="http://schemas.openxmlformats.org/drawingml/2006/picture">
+                  <pic:nvPicPr>
+                    <pic:cNvPr id="3" name="Picture 3" descr="10_UNIVERSE_BIG_BANG_pt"/>
+                    <pic:cNvPicPr>
+                      <a:picLocks noChangeAspect="1"/>
+                    </pic:cNvPicPr>
+                  </pic:nvPicPr>
+                  <pic:blipFill>
+                    <a:blip r:embed="rId5"/>
+                    <a:stretch>
+                      <a:fillRect/>
+                    </a:stretch>
+                  </pic:blipFill>
+                  <pic:spPr>
+                    <a:xfrm>
+                      <a:off x="0" y="0"/>
+                      <a:ext cx="5320030" cy="7924165"/>
+                    </a:xfrm>
+                    <a:prstGeom prst="rect">
+                      <a:avLst/>
+                    </a:prstGeom>
+                  </pic:spPr>
+                </pic:pic>
+              </a:graphicData>
+            </a:graphic>
+          </wp:anchor>
+        </w:drawing>
+      </w:r>
+    </w:p>
+    <w:p>
+      <w:pPr>
+        <w:rPr>
+          <w:rFonts w:hint="default" w:ascii="Palatino Linotype" w:hAnsi="Palatino Linotype"/>
+          <w:sz w:val="28"/>
+          <w:szCs w:val="28"/>
+        </w:rPr>
+      </w:pPr>
+      <w:r>
+        <w:rPr>
+          <w:rFonts w:hint="default" w:ascii="Palatino Linotype" w:hAnsi="Palatino Linotype"/>
+          <w:sz w:val="28"/>
+          <w:szCs w:val="28"/>
+        </w:rPr>
+        <w:br w:type="page"/>
+      </w:r>
+    </w:p>
     <w:p>
       <w:pPr>
         <w:rPr>
@@ -206,24 +286,6 @@
         </w:rPr>
         <w:t>A Alma da Ciência Empírica</w:t>
       </w:r>
-    </w:p>
-    <w:p>
-      <w:pPr>
-        <w:rPr>
-          <w:rFonts w:hint="default" w:ascii="Palatino Linotype" w:hAnsi="Palatino Linotype"/>
-          <w:sz w:val="28"/>
-          <w:szCs w:val="28"/>
-        </w:rPr>
-      </w:pPr>
-    </w:p>
-    <w:p>
-      <w:pPr>
-        <w:rPr>
-          <w:rFonts w:hint="default" w:ascii="Palatino Linotype" w:hAnsi="Palatino Linotype"/>
-          <w:sz w:val="28"/>
-          <w:szCs w:val="28"/>
-        </w:rPr>
-      </w:pPr>
     </w:p>
     <w:p>
       <w:pPr>
@@ -461,7 +523,7 @@
                     </pic:cNvPicPr>
                   </pic:nvPicPr>
                   <pic:blipFill>
-                    <a:blip r:embed="rId5"/>
+                    <a:blip r:embed="rId6"/>
                     <a:stretch>
                       <a:fillRect/>
                     </a:stretch>
@@ -659,8 +721,6 @@
         <w:t>SUMÁRIO</w:t>
       </w:r>
       <w:bookmarkEnd w:id="0"/>
-      <w:bookmarkStart w:id="30" w:name="_GoBack"/>
-      <w:bookmarkEnd w:id="30"/>
     </w:p>
     <w:p>
       <w:pPr>
@@ -950,7 +1010,17 @@
               <w:bCs/>
               <w:szCs w:val="72"/>
             </w:rPr>
-            <w:t>A FUNDAÇÃO ESQUECIDA</w:t>
+            <w:t>A FUNDAÇÃO ESQU</w:t>
+          </w:r>
+          <w:bookmarkStart w:id="30" w:name="_GoBack"/>
+          <w:bookmarkEnd w:id="30"/>
+          <w:r>
+            <w:rPr>
+              <w:rFonts w:hint="default" w:ascii="Palatino Linotype" w:hAnsi="Palatino Linotype" w:cs="Palatino Linotype"/>
+              <w:bCs/>
+              <w:szCs w:val="72"/>
+            </w:rPr>
+            <w:t>ECIDA</w:t>
           </w:r>
           <w:r>
             <w:tab/>
@@ -3666,8 +3736,8 @@
           <w:rFonts w:hint="default" w:ascii="Palatino Linotype" w:hAnsi="Palatino Linotype" w:cs="Palatino Linotype"/>
           <w:b/>
           <w:bCs/>
-          <w:sz w:val="72"/>
-          <w:szCs w:val="72"/>
+          <w:sz w:val="96"/>
+          <w:szCs w:val="96"/>
         </w:rPr>
       </w:pPr>
       <w:bookmarkStart w:id="2" w:name="_Toc26390"/>
@@ -3676,8 +3746,8 @@
           <w:rFonts w:hint="default" w:ascii="Palatino Linotype" w:hAnsi="Palatino Linotype" w:cs="Palatino Linotype"/>
           <w:b w:val="0"/>
           <w:bCs w:val="0"/>
-          <w:sz w:val="72"/>
-          <w:szCs w:val="72"/>
+          <w:sz w:val="96"/>
+          <w:szCs w:val="96"/>
         </w:rPr>
         <w:t xml:space="preserve">Parte I: </w:t>
       </w:r>
@@ -3686,8 +3756,8 @@
           <w:rFonts w:hint="default" w:ascii="Palatino Linotype" w:hAnsi="Palatino Linotype" w:cs="Palatino Linotype"/>
           <w:b/>
           <w:bCs/>
-          <w:sz w:val="72"/>
-          <w:szCs w:val="72"/>
+          <w:sz w:val="96"/>
+          <w:szCs w:val="96"/>
         </w:rPr>
         <w:t>A FUNDAÇÃO ESQUECIDA</w:t>
       </w:r>
@@ -10180,8 +10250,8 @@
           <w:rFonts w:hint="default" w:ascii="Palatino Linotype" w:hAnsi="Palatino Linotype" w:cs="Palatino Linotype"/>
           <w:b/>
           <w:bCs/>
-          <w:sz w:val="72"/>
-          <w:szCs w:val="72"/>
+          <w:sz w:val="96"/>
+          <w:szCs w:val="96"/>
         </w:rPr>
       </w:pPr>
       <w:bookmarkStart w:id="6" w:name="_Toc28900"/>
@@ -10190,8 +10260,8 @@
           <w:rFonts w:hint="default" w:ascii="Palatino Linotype" w:hAnsi="Palatino Linotype" w:cs="Palatino Linotype"/>
           <w:b w:val="0"/>
           <w:bCs w:val="0"/>
-          <w:sz w:val="72"/>
-          <w:szCs w:val="72"/>
+          <w:sz w:val="96"/>
+          <w:szCs w:val="96"/>
         </w:rPr>
         <w:t xml:space="preserve">Parte II: </w:t>
       </w:r>
@@ -10200,36 +10270,12 @@
           <w:rFonts w:hint="default" w:ascii="Palatino Linotype" w:hAnsi="Palatino Linotype" w:cs="Palatino Linotype"/>
           <w:b/>
           <w:bCs/>
-          <w:sz w:val="72"/>
-          <w:szCs w:val="72"/>
+          <w:sz w:val="96"/>
+          <w:szCs w:val="96"/>
         </w:rPr>
         <w:t>OS MAPAS DA REALIDADE</w:t>
       </w:r>
       <w:bookmarkEnd w:id="6"/>
-    </w:p>
-    <w:p>
-      <w:pPr>
-        <w:pStyle w:val="10"/>
-        <w:keepNext w:val="0"/>
-        <w:keepLines w:val="0"/>
-        <w:widowControl/>
-        <w:suppressLineNumbers w:val="0"/>
-        <w:shd w:val="clear" w:fill="FFFFFF"/>
-        <w:spacing w:before="0" w:beforeAutospacing="1" w:after="216" w:afterAutospacing="0" w:line="240" w:lineRule="atLeast"/>
-        <w:ind w:left="0" w:right="0" w:firstLine="0"/>
-        <w:jc w:val="both"/>
-        <w:rPr>
-          <w:rFonts w:hint="default" w:ascii="Palatino Linotype" w:hAnsi="Palatino Linotype" w:eastAsia="sans-serif" w:cs="Palatino Linotype"/>
-          <w:i w:val="0"/>
-          <w:iCs w:val="0"/>
-          <w:caps w:val="0"/>
-          <w:color w:val="1A1C1E"/>
-          <w:spacing w:val="0"/>
-          <w:sz w:val="28"/>
-          <w:szCs w:val="28"/>
-          <w:shd w:val="clear" w:fill="FFFFFF"/>
-        </w:rPr>
-      </w:pPr>
     </w:p>
     <w:p>
       <w:pPr>
@@ -17848,8 +17894,8 @@
           <w:rFonts w:hint="default" w:ascii="Palatino Linotype" w:hAnsi="Palatino Linotype" w:cs="Palatino Linotype"/>
           <w:b w:val="0"/>
           <w:bCs w:val="0"/>
-          <w:sz w:val="72"/>
-          <w:szCs w:val="72"/>
+          <w:sz w:val="76"/>
+          <w:szCs w:val="76"/>
         </w:rPr>
         <w:t xml:space="preserve">Parte III: </w:t>
       </w:r>
@@ -17858,36 +17904,12 @@
           <w:rFonts w:hint="default" w:ascii="Palatino Linotype" w:hAnsi="Palatino Linotype" w:cs="Palatino Linotype"/>
           <w:b/>
           <w:bCs/>
-          <w:sz w:val="72"/>
-          <w:szCs w:val="72"/>
+          <w:sz w:val="76"/>
+          <w:szCs w:val="76"/>
         </w:rPr>
         <w:t>EVIDÊNCIAS DA EXPERIÊNCIA HUMANA</w:t>
       </w:r>
       <w:bookmarkEnd w:id="12"/>
-    </w:p>
-    <w:p>
-      <w:pPr>
-        <w:pStyle w:val="10"/>
-        <w:keepNext w:val="0"/>
-        <w:keepLines w:val="0"/>
-        <w:widowControl/>
-        <w:suppressLineNumbers w:val="0"/>
-        <w:shd w:val="clear" w:fill="FFFFFF"/>
-        <w:spacing w:before="0" w:beforeAutospacing="1" w:after="216" w:afterAutospacing="0" w:line="240" w:lineRule="atLeast"/>
-        <w:ind w:left="0" w:right="0" w:firstLine="0"/>
-        <w:jc w:val="both"/>
-        <w:rPr>
-          <w:rFonts w:hint="default" w:ascii="Palatino Linotype" w:hAnsi="Palatino Linotype" w:eastAsia="sans-serif" w:cs="Palatino Linotype"/>
-          <w:i w:val="0"/>
-          <w:iCs w:val="0"/>
-          <w:caps w:val="0"/>
-          <w:color w:val="1A1C1E"/>
-          <w:spacing w:val="0"/>
-          <w:sz w:val="28"/>
-          <w:szCs w:val="28"/>
-          <w:shd w:val="clear" w:fill="FFFFFF"/>
-        </w:rPr>
-      </w:pPr>
     </w:p>
     <w:p>
       <w:pPr>
@@ -24312,8 +24334,8 @@
           <w:rFonts w:hint="default" w:ascii="Palatino Linotype" w:hAnsi="Palatino Linotype" w:cs="Palatino Linotype"/>
           <w:b w:val="0"/>
           <w:bCs w:val="0"/>
-          <w:sz w:val="72"/>
-          <w:szCs w:val="72"/>
+          <w:sz w:val="96"/>
+          <w:szCs w:val="96"/>
         </w:rPr>
       </w:pPr>
       <w:bookmarkStart w:id="17" w:name="_Toc10026"/>
@@ -24322,8 +24344,8 @@
           <w:rFonts w:hint="default" w:ascii="Palatino Linotype" w:hAnsi="Palatino Linotype" w:cs="Palatino Linotype"/>
           <w:b w:val="0"/>
           <w:bCs w:val="0"/>
-          <w:sz w:val="72"/>
-          <w:szCs w:val="72"/>
+          <w:sz w:val="96"/>
+          <w:szCs w:val="96"/>
         </w:rPr>
         <w:t xml:space="preserve">Parte IV: </w:t>
       </w:r>
@@ -24332,8 +24354,8 @@
           <w:rFonts w:hint="default" w:ascii="Palatino Linotype" w:hAnsi="Palatino Linotype" w:cs="Palatino Linotype"/>
           <w:b/>
           <w:bCs/>
-          <w:sz w:val="72"/>
-          <w:szCs w:val="72"/>
+          <w:sz w:val="96"/>
+          <w:szCs w:val="96"/>
         </w:rPr>
         <w:t>DECIFRANDO OS MAIORES MISTÉRIOS</w:t>
       </w:r>
@@ -31174,8 +31196,8 @@
           <w:rFonts w:hint="default" w:ascii="Palatino Linotype" w:hAnsi="Palatino Linotype" w:cs="Palatino Linotype"/>
           <w:b w:val="0"/>
           <w:bCs w:val="0"/>
-          <w:sz w:val="72"/>
-          <w:szCs w:val="72"/>
+          <w:sz w:val="80"/>
+          <w:szCs w:val="80"/>
         </w:rPr>
       </w:pPr>
       <w:bookmarkStart w:id="22" w:name="_Toc31885"/>
@@ -31184,8 +31206,8 @@
           <w:rFonts w:hint="default" w:ascii="Palatino Linotype" w:hAnsi="Palatino Linotype" w:cs="Palatino Linotype"/>
           <w:b w:val="0"/>
           <w:bCs w:val="0"/>
-          <w:sz w:val="72"/>
-          <w:szCs w:val="72"/>
+          <w:sz w:val="80"/>
+          <w:szCs w:val="80"/>
         </w:rPr>
         <w:t xml:space="preserve">Parte V: </w:t>
       </w:r>
@@ -31194,8 +31216,8 @@
           <w:rFonts w:hint="default" w:ascii="Palatino Linotype" w:hAnsi="Palatino Linotype" w:cs="Palatino Linotype"/>
           <w:b/>
           <w:bCs/>
-          <w:sz w:val="72"/>
-          <w:szCs w:val="72"/>
+          <w:sz w:val="80"/>
+          <w:szCs w:val="80"/>
         </w:rPr>
         <w:t>O QUADRO GERAL E O SER HUMANO NELE</w:t>
       </w:r>
@@ -38209,7 +38231,7 @@
                     </pic:cNvPicPr>
                   </pic:nvPicPr>
                   <pic:blipFill>
-                    <a:blip r:embed="rId6"/>
+                    <a:blip r:embed="rId7"/>
                     <a:stretch>
                       <a:fillRect/>
                     </a:stretch>
@@ -39019,7 +39041,7 @@
       <mc:AlternateContent>
         <mc:Choice Requires="wps">
           <w:drawing>
-            <wp:anchor distT="0" distB="0" distL="114300" distR="114300" simplePos="0" relativeHeight="251659264" behindDoc="0" locked="0" layoutInCell="1" allowOverlap="1">
+            <wp:anchor distT="0" distB="0" distL="114300" distR="114300" simplePos="0" relativeHeight="251660288" behindDoc="0" locked="0" layoutInCell="1" allowOverlap="1">
               <wp:simplePos x="0" y="0"/>
               <wp:positionH relativeFrom="margin">
                 <wp:align>center</wp:align>
@@ -39098,7 +39120,7 @@
         </mc:Choice>
         <mc:Fallback>
           <w:pict>
-            <v:shape id="_x0000_s1026" o:spid="_x0000_s1026" o:spt="202" type="#_x0000_t202" style="position:absolute;left:0pt;margin-top:0pt;height:144pt;width:144pt;mso-position-horizontal:center;mso-position-horizontal-relative:margin;mso-wrap-style:none;z-index:251659264;mso-width-relative:page;mso-height-relative:page;" filled="f" stroked="f" coordsize="21600,21600" o:gfxdata="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">
+            <v:shape id="_x0000_s1026" o:spid="_x0000_s1026" o:spt="202" type="#_x0000_t202" style="position:absolute;left:0pt;margin-top:0pt;height:144pt;width:144pt;mso-position-horizontal:center;mso-position-horizontal-relative:margin;mso-wrap-style:none;z-index:251660288;mso-width-relative:page;mso-height-relative:page;" filled="f" stroked="f" coordsize="21600,21600" o:gfxdata="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">
               <v:fill on="f" focussize="0,0"/>
               <v:stroke on="f" weight="0.5pt"/>
               <v:imagedata o:title=""/>

--- a/All_Books/10_UNIVERSE_BEYOND_BIG_BANG/UNIVERSE_BEYOND_BIG_BANG_pt.docx
+++ b/All_Books/10_UNIVERSE_BEYOND_BIG_BANG/UNIVERSE_BEYOND_BIG_BANG_pt.docx
@@ -1010,17 +1010,7 @@
               <w:bCs/>
               <w:szCs w:val="72"/>
             </w:rPr>
-            <w:t>A FUNDAÇÃO ESQU</w:t>
-          </w:r>
-          <w:bookmarkStart w:id="30" w:name="_GoBack"/>
-          <w:bookmarkEnd w:id="30"/>
-          <w:r>
-            <w:rPr>
-              <w:rFonts w:hint="default" w:ascii="Palatino Linotype" w:hAnsi="Palatino Linotype" w:cs="Palatino Linotype"/>
-              <w:bCs/>
-              <w:szCs w:val="72"/>
-            </w:rPr>
-            <w:t>ECIDA</w:t>
+            <w:t>A FUNDAÇÃO ESQUECIDA</w:t>
           </w:r>
           <w:r>
             <w:tab/>
@@ -4265,20 +4255,30 @@
         </w:rPr>
         <w:t>O lugar onde as leis da física silenciam não é uma parede, mas um limiar. Mostra que existe uma realidade fundamental que nossas teorias baseadas no espaço-tempo não podem alcançar. Não nega a existência de uma causa primordial; apenas admite que essa causa está além do alcance das ferramentas atuais.</w:t>
       </w:r>
-      <w:r>
-        <w:rPr>
-          <w:rFonts w:hint="default" w:ascii="Palatino Linotype" w:hAnsi="Palatino Linotype" w:eastAsia="sans-serif" w:cs="Palatino Linotype"/>
-          <w:i w:val="0"/>
-          <w:iCs w:val="0"/>
-          <w:caps w:val="0"/>
-          <w:color w:val="1A1C1E"/>
-          <w:spacing w:val="0"/>
-          <w:sz w:val="28"/>
-          <w:szCs w:val="28"/>
-          <w:shd w:val="clear" w:fill="FFFFFF"/>
-        </w:rPr>
-        <w:br w:type="textWrapping"/>
-      </w:r>
+    </w:p>
+    <w:p>
+      <w:pPr>
+        <w:pStyle w:val="10"/>
+        <w:keepNext w:val="0"/>
+        <w:keepLines w:val="0"/>
+        <w:widowControl/>
+        <w:suppressLineNumbers w:val="0"/>
+        <w:shd w:val="clear" w:fill="FFFFFF"/>
+        <w:spacing w:before="0" w:beforeAutospacing="1" w:after="216" w:afterAutospacing="0" w:line="240" w:lineRule="atLeast"/>
+        <w:ind w:left="0" w:right="0" w:firstLine="0"/>
+        <w:jc w:val="both"/>
+        <w:rPr>
+          <w:rFonts w:hint="default" w:ascii="Palatino Linotype" w:hAnsi="Palatino Linotype" w:eastAsia="sans-serif" w:cs="Palatino Linotype"/>
+          <w:i w:val="0"/>
+          <w:iCs w:val="0"/>
+          <w:caps w:val="0"/>
+          <w:color w:val="1A1C1E"/>
+          <w:spacing w:val="0"/>
+          <w:sz w:val="28"/>
+          <w:szCs w:val="28"/>
+          <w:shd w:val="clear" w:fill="FFFFFF"/>
+        </w:rPr>
+      </w:pPr>
       <w:r>
         <w:rPr>
           <w:rFonts w:hint="default" w:ascii="Palatino Linotype" w:hAnsi="Palatino Linotype" w:eastAsia="sans-serif" w:cs="Palatino Linotype"/>
@@ -4436,6 +4436,7 @@
           <w:spacing w:val="0"/>
           <w:sz w:val="28"/>
           <w:szCs w:val="28"/>
+          <w:shd w:val="clear" w:fill="FFFFFF"/>
         </w:rPr>
       </w:pPr>
       <w:r>
@@ -4452,20 +4453,29 @@
         </w:rPr>
         <w:t>O gigantesco radiotelescópio de Arecibo não era um olho; era um ouvido enorme, escutando os sussurros em ondas de rádio do universo primitivo. O detector de ondas gravitacionais LIGO não vê nem ouve; ele "sente" as minúsculas vibrações do próprio espaço-tempo, como um dedo hipersensível tocando a superfície ondulante da água.</w:t>
       </w:r>
-      <w:r>
-        <w:rPr>
-          <w:rFonts w:hint="default" w:ascii="Palatino Linotype" w:hAnsi="Palatino Linotype" w:eastAsia="sans-serif" w:cs="Palatino Linotype"/>
-          <w:i w:val="0"/>
-          <w:iCs w:val="0"/>
-          <w:caps w:val="0"/>
-          <w:color w:val="1A1C1E"/>
-          <w:spacing w:val="0"/>
-          <w:sz w:val="28"/>
-          <w:szCs w:val="28"/>
-          <w:shd w:val="clear" w:fill="FFFFFF"/>
-        </w:rPr>
-        <w:br w:type="textWrapping"/>
-      </w:r>
+    </w:p>
+    <w:p>
+      <w:pPr>
+        <w:pStyle w:val="10"/>
+        <w:keepNext w:val="0"/>
+        <w:keepLines w:val="0"/>
+        <w:widowControl/>
+        <w:suppressLineNumbers w:val="0"/>
+        <w:shd w:val="clear" w:fill="FFFFFF"/>
+        <w:spacing w:before="0" w:beforeAutospacing="1" w:after="216" w:afterAutospacing="0" w:line="240" w:lineRule="atLeast"/>
+        <w:ind w:left="0" w:right="0" w:firstLine="0"/>
+        <w:jc w:val="both"/>
+        <w:rPr>
+          <w:rFonts w:hint="default" w:ascii="Palatino Linotype" w:hAnsi="Palatino Linotype" w:eastAsia="sans-serif" w:cs="Palatino Linotype"/>
+          <w:i w:val="0"/>
+          <w:iCs w:val="0"/>
+          <w:caps w:val="0"/>
+          <w:color w:val="1A1C1E"/>
+          <w:spacing w:val="0"/>
+          <w:sz w:val="28"/>
+          <w:szCs w:val="28"/>
+        </w:rPr>
+      </w:pPr>
       <w:r>
         <w:rPr>
           <w:rFonts w:hint="default" w:ascii="Palatino Linotype" w:hAnsi="Palatino Linotype" w:eastAsia="sans-serif" w:cs="Palatino Linotype"/>
@@ -4957,6 +4967,7 @@
           <w:spacing w:val="0"/>
           <w:sz w:val="28"/>
           <w:szCs w:val="28"/>
+          <w:shd w:val="clear" w:fill="FFFFFF"/>
         </w:rPr>
       </w:pPr>
       <w:r>
@@ -5610,8 +5621,10 @@
           <w:spacing w:val="0"/>
           <w:sz w:val="28"/>
           <w:szCs w:val="28"/>
-        </w:rPr>
-      </w:pPr>
+          <w:shd w:val="clear" w:fill="FFFFFF"/>
+        </w:rPr>
+      </w:pPr>
+      <w:bookmarkStart w:id="30" w:name="_GoBack"/>
       <w:r>
         <w:rPr>
           <w:rFonts w:hint="default" w:ascii="Palatino Linotype" w:hAnsi="Palatino Linotype" w:eastAsia="sans-serif" w:cs="Palatino Linotype"/>
@@ -5626,20 +5639,30 @@
         </w:rPr>
         <w:t>Mas um dia, enquanto planava sobre um pico alto, ele olhou para o céu azul profundo, viu a lua pálida aparecer mesmo durante o dia, e desejou tocá-la.</w:t>
       </w:r>
-      <w:r>
-        <w:rPr>
-          <w:rFonts w:hint="default" w:ascii="Palatino Linotype" w:hAnsi="Palatino Linotype" w:eastAsia="sans-serif" w:cs="Palatino Linotype"/>
-          <w:i w:val="0"/>
-          <w:iCs w:val="0"/>
-          <w:caps w:val="0"/>
-          <w:color w:val="1A1C1E"/>
-          <w:spacing w:val="0"/>
-          <w:sz w:val="28"/>
-          <w:szCs w:val="28"/>
-          <w:shd w:val="clear" w:fill="FFFFFF"/>
-        </w:rPr>
-        <w:br w:type="textWrapping"/>
-      </w:r>
+    </w:p>
+    <w:bookmarkEnd w:id="30"/>
+    <w:p>
+      <w:pPr>
+        <w:pStyle w:val="10"/>
+        <w:keepNext w:val="0"/>
+        <w:keepLines w:val="0"/>
+        <w:widowControl/>
+        <w:suppressLineNumbers w:val="0"/>
+        <w:shd w:val="clear" w:fill="FFFFFF"/>
+        <w:spacing w:before="0" w:beforeAutospacing="1" w:after="216" w:afterAutospacing="0" w:line="240" w:lineRule="atLeast"/>
+        <w:ind w:left="0" w:right="0" w:firstLine="0"/>
+        <w:jc w:val="both"/>
+        <w:rPr>
+          <w:rFonts w:hint="default" w:ascii="Palatino Linotype" w:hAnsi="Palatino Linotype" w:eastAsia="sans-serif" w:cs="Palatino Linotype"/>
+          <w:i w:val="0"/>
+          <w:iCs w:val="0"/>
+          <w:caps w:val="0"/>
+          <w:color w:val="1A1C1E"/>
+          <w:spacing w:val="0"/>
+          <w:sz w:val="28"/>
+          <w:szCs w:val="28"/>
+        </w:rPr>
+      </w:pPr>
       <w:r>
         <w:rPr>
           <w:rFonts w:hint="default" w:ascii="Palatino Linotype" w:hAnsi="Palatino Linotype" w:eastAsia="sans-serif" w:cs="Palatino Linotype"/>
